--- a/anexe/Anexa_30.docx
+++ b/anexe/Anexa_30.docx
@@ -445,23 +445,7 @@
           <w:i w:val="0"/>
           <w:sz w:val="18"/>
         </w:rPr>
-        <w:t xml:space="preserve">În exercitarea drepturilor dumneavoastră prevăzute de Regulamentul nr. 679/2016 privind protecţia persoanelor fizice în ceea ce priveşte prelucrarea datelor cu caracter personal şi privind libera circulaţie a acestor date, dar şi pentru orice alte informaţii suplimentare legate de protecţia datelor cu caracter personal vă puteţi adresa responsabilului cu protecţia datelor, la adresa rpd_........@ancpi.ro*, formulând o cerere scrisă, datată şi semnată sau la telefon: </w:t>
-      </w:r>
-      <w:r>
-        <w:rPr>
-          <w:b w:val="0"/>
-          <w:i w:val="0"/>
-          <w:sz w:val="18"/>
-        </w:rPr>
-        <w:t>{{E_TEL|.........}}</w:t>
-      </w:r>
-      <w:r>
-        <w:rPr>
-          <w:b w:val="0"/>
-          <w:i w:val="0"/>
-          <w:sz w:val="18"/>
-        </w:rPr>
-        <w:t>*).</w:t>
+        <w:t>În exercitarea drepturilor dumneavoastră prevăzute de Regulamentul nr. 679/2016 privind protecţia persoanelor fizice în ceea ce priveşte prelucrarea datelor cu caracter personal şi privind libera circulaţie a acestor date, dar şi pentru orice alte informaţii suplimentare legate de protecţia datelor cu caracter personal vă puteţi adresa responsabilului cu protecţia datelor, la adresa rpd_........@ancpi.ro*, formulând o cerere scrisă, datată şi semnată sau la telefon: .........*).</w:t>
       </w:r>
     </w:p>
     <w:p>
